--- a/SB1090_email_templates.docx
+++ b/SB1090_email_templates.docx
@@ -122,9 +122,9 @@
       <w:pPr>
         <w:pStyle w:val="Heading2"/>
       </w:pPr>
-      <w:bookmarkStart w:id="22" w:name="X079fdada1837f3b220824e4d57f306943875aa9"/>
-      <w:r>
-        <w:t xml:space="preserve">Version B — Statewide (any Californian — to your own representative)</w:t>
+      <w:bookmarkStart w:id="22" w:name="X096bbf854e95475ea8656b3293a462550693f3d"/>
+      <w:r>
+        <w:t xml:space="preserve">Version B — Outside Altadena (any Californian — to your own representative)</w:t>
       </w:r>
       <w:bookmarkEnd w:id="22"/>
     </w:p>
@@ -133,6 +133,53 @@
         <w:pStyle w:val="FirstParagraph"/>
       </w:pPr>
       <w:r>
+        <w:rPr>
+          <w:i/>
+        </w:rPr>
+        <w:t xml:space="preserve">The ask here is parity/solidarity, not</w:t>
+      </w:r>
+      <w:r>
+        <w:rPr>
+          <w:i/>
+        </w:rPr>
+        <w:t xml:space="preserve"> </w:t>
+      </w:r>
+      <w:r>
+        <w:rPr>
+          <w:i/>
+        </w:rPr>
+        <w:t xml:space="preserve">“</w:t>
+      </w:r>
+      <w:r>
+        <w:rPr>
+          <w:i/>
+        </w:rPr>
+        <w:t xml:space="preserve">this could be you.</w:t>
+      </w:r>
+      <w:r>
+        <w:rPr>
+          <w:i/>
+        </w:rPr>
+        <w:t xml:space="preserve">”</w:t>
+      </w:r>
+      <w:r>
+        <w:rPr>
+          <w:i/>
+        </w:rPr>
+        <w:t xml:space="preserve"> </w:t>
+      </w:r>
+      <w:r>
+        <w:rPr>
+          <w:i/>
+        </w:rPr>
+        <w:t xml:space="preserve">We are asking other Californians to help Altadena get the same protection the Palisades already received — not to seek anything for their own communities.</w:t>
+      </w:r>
+    </w:p>
+    <w:p>
+      <w:pPr>
+        <w:pStyle w:val="BodyText"/>
+      </w:pPr>
+      <w:r>
         <w:t xml:space="preserve">Dear Assemblymember [Last name],</w:t>
       </w:r>
     </w:p>
@@ -141,7 +188,7 @@
         <w:pStyle w:val="BodyText"/>
       </w:pPr>
       <w:r>
-        <w:t xml:space="preserve">My name is [First name], a constituent in [City]. I’m asking you to support SB 1090 (Sen. Pérez).</w:t>
+        <w:t xml:space="preserve">My name is [First name], a constituent in [City]. I’m asking you to support SB 1090 (Sen. Pérez) — a narrow, one-time fix for the Eaton Fire disaster area.</w:t>
       </w:r>
     </w:p>
     <w:p>
@@ -149,7 +196,7 @@
         <w:pStyle w:val="BodyText"/>
       </w:pPr>
       <w:r>
-        <w:t xml:space="preserve">Wildfire can level any community in California — the Eaton and Palisades fires struck Los Angeles; Paradise, Santa Rosa, and Greenville burned in the north. Wherever it hits next, SB 1123 lets speculators subdivide the burned lots into up to ten by-right units before survivors can even rebuild. SB 1090 lets a declared disaster area pause that pathway during recovery so residents come home first.</w:t>
+        <w:t xml:space="preserve">After the January 2025 firestorm, out-of-town speculators began using SB 1123 to subdivide burned Altadena lots into as many as ten by-right units, with no hearing, before survivors can rebuild. The Pacific Palisades received emergency relief from these density provisions after the same fire — but it was keyed to a fire-hazard map that left most of Altadena out. SB 1090 simply gives Altadena the same protection.</w:t>
       </w:r>
     </w:p>
     <w:p>
@@ -157,7 +204,7 @@
         <w:pStyle w:val="BodyText"/>
       </w:pPr>
       <w:r>
-        <w:t xml:space="preserve">SB 1123 was written for normal urban infill, not disaster zones. When it applies automatically after a catastrophe, it strips local recovery control — and piles new density onto the narrow streets that just had to evacuate — exactly when a community needs it least.</w:t>
+        <w:t xml:space="preserve">This is a narrow exception, not a statewide change and not a precedent: it’s look-forward only, time-limited, and limited to the declared disaster area. It’s a matter of basic fairness — survivors rebuilding one home shouldn’t be outpaced by developers with a ministerial shortcut to ten units, on foothill streets that just failed in a deadly evacuation.</w:t>
       </w:r>
     </w:p>
     <w:p>
@@ -165,7 +212,7 @@
         <w:pStyle w:val="BodyText"/>
       </w:pPr>
       <w:r>
-        <w:t xml:space="preserve">This is look-forward protection — it doesn’t block housing, it protects recovery. Please vote YES on SB 1090 so every fire-prone community keeps a say in how it rebuilds.</w:t>
+        <w:t xml:space="preserve">Altadena’s circumstances are distinct enough to justify this narrow fix on its own terms. Please vote YES on SB 1090.</w:t>
       </w:r>
     </w:p>
     <w:p>

--- a/SB1090_email_templates.docx
+++ b/SB1090_email_templates.docx
@@ -34,10 +34,7 @@
         <w:t xml:space="preserve">Suggested subject line:</w:t>
       </w:r>
       <w:r>
-        <w:t xml:space="preserve"> </w:t>
-      </w:r>
-      <w:r>
-        <w:t xml:space="preserve">Please support SB 1090 — protect fire survivors’ recovery</w:t>
+        <w:t xml:space="preserve"> Please support SB 1090 — protect fire survivors’ recovery</w:t>
       </w:r>
     </w:p>
     <w:p>
@@ -70,15 +67,15 @@
         <w:pStyle w:val="BodyText"/>
       </w:pPr>
       <w:r>
-        <w:t xml:space="preserve">My name is [First name], and I’m a [resident / property owner] in [City], in the Eaton Fire burn area. I’m asking you to vote YES on SB 1090 (Sen. Pérez).</w:t>
-      </w:r>
-    </w:p>
-    <w:p>
-      <w:pPr>
-        <w:pStyle w:val="BodyText"/>
-      </w:pPr>
-      <w:r>
-        <w:t xml:space="preserve">After the fire, out-of-town speculators began using SB 1123 to buy burned lots and subdivide them into as many as ten units — by right, with no public hearing and no say for the neighbors trying to rebuild. It can’t be easier for a developer to build ten units on a cleared lot than for the family next door to rebuild the one home they lost. SB 1090 pauses that by-right subdivision pathway in the disaster area so our community can recover on its own terms.</w:t>
+        <w:t xml:space="preserve">My name is [First name], and I’m a [resident / property owner] in [City], in the Eaton Fire burn area. I’m asking you to vote YES on SB 1090 (Sen. Pérez).</w:t>
+      </w:r>
+    </w:p>
+    <w:p>
+      <w:pPr>
+        <w:pStyle w:val="BodyText"/>
+      </w:pPr>
+      <w:r>
+        <w:t xml:space="preserve">After the fire, out-of-town speculators began using SB 1123 to buy burned lots and subdivide them into as many as ten units — by right, with no public hearing and no say for the neighbors trying to rebuild. It can’t be easier for a developer to build ten units on a cleared lot than for the family next door to rebuild the one home they lost. SB 1090 pauses that by-right subdivision pathway in the disaster area so our community can recover on its own terms. The Pacific Palisades already received this exact protection from these density provisions after the same fire — SB 1090 simply gives Altadena the same.</w:t>
       </w:r>
     </w:p>
     <w:p>
@@ -102,13 +99,7 @@
         <w:pStyle w:val="BodyText"/>
       </w:pPr>
       <w:r>
-        <w:t xml:space="preserve">[First name] [Last name]</w:t>
-      </w:r>
-      <w:r>
-        <w:t xml:space="preserve"> </w:t>
-      </w:r>
-      <w:r>
-        <w:t xml:space="preserve">[City]</w:t>
+        <w:t>[First name] [Last name] [City]</w:t>
       </w:r>
     </w:p>
     <w:p>
@@ -136,48 +127,91 @@
         <w:rPr>
           <w:i/>
         </w:rPr>
-        <w:t xml:space="preserve">The ask here is parity/solidarity, not</w:t>
-      </w:r>
+        <w:t>The ask here is parity/solidarity, not “this could be you.” We are asking other Californians to help Altadena get the same protection the Palisades already received — not to seek anything for their own communities.</w:t>
+      </w:r>
+    </w:p>
+    <w:p>
+      <w:pPr>
+        <w:pStyle w:val="BodyText"/>
+      </w:pPr>
+      <w:r>
+        <w:t xml:space="preserve">Dear Assemblymember [Last name],</w:t>
+      </w:r>
+    </w:p>
+    <w:p>
+      <w:pPr>
+        <w:pStyle w:val="BodyText"/>
+      </w:pPr>
+      <w:r>
+        <w:t xml:space="preserve">My name is [First name], a constituent in [City]. I’m asking you to support SB 1090 (Sen. Pérez) — a narrow, one-time fix for the Eaton Fire disaster area.</w:t>
+      </w:r>
+    </w:p>
+    <w:p>
+      <w:pPr>
+        <w:pStyle w:val="BodyText"/>
+      </w:pPr>
+      <w:r>
+        <w:t xml:space="preserve">After the January 2025 firestorm, out-of-town speculators began using SB 1123 to subdivide burned Altadena lots into as many as ten by-right units, with no hearing, before survivors can rebuild. The Pacific Palisades received emergency relief from these density provisions after the same fire — but it was keyed to a fire-hazard map that left most of Altadena out. SB 1090 simply gives Altadena the same protection. And unlike a survivor, who can only rebuild 10% larger under the Governor’s emergency order, a speculator on the same lot can build ten units by right — no hearing required. SB 1090 ends that disparity.</w:t>
+      </w:r>
+    </w:p>
+    <w:p>
+      <w:pPr>
+        <w:pStyle w:val="BodyText"/>
+      </w:pPr>
+      <w:r>
+        <w:t xml:space="preserve">This is a narrow exception, not a statewide change and not a precedent: it’s look-forward only, time-limited, and limited to the declared disaster area. It’s a matter of basic fairness — survivors rebuilding one home shouldn’t be outpaced by developers with a ministerial shortcut to ten units, on foothill streets that just failed in a deadly evacuation.</w:t>
+      </w:r>
+    </w:p>
+    <w:p>
+      <w:pPr>
+        <w:pStyle w:val="BodyText"/>
+      </w:pPr>
+      <w:r>
+        <w:t xml:space="preserve">Altadena’s circumstances are distinct enough to justify this narrow fix on its own terms. Please vote YES on SB 1090.</w:t>
+      </w:r>
+    </w:p>
+    <w:p>
+      <w:pPr>
+        <w:pStyle w:val="BodyText"/>
+      </w:pPr>
+      <w:r>
+        <w:t>[First name] [Last name] [City]</w:t>
+      </w:r>
+    </w:p>
+    <w:p>
+      <w:r>
+        <w:pict>
+          <v:rect style="width:0;height:1.5pt" o:hralign="center" o:hrstd="t" o:hr="t"/>
+        </w:pict>
+      </w:r>
+    </w:p>
+    <w:p>
+      <w:pPr>
+        <w:pStyle w:val="Heading2"/>
+      </w:pPr>
+      <w:bookmarkStart w:id="24" w:name="version-c-committee-member"/>
+      <w:r>
+        <w:t xml:space="preserve">Version C — Direct to Assembly Housing &amp; CD Committee Member</w:t>
+      </w:r>
+      <w:bookmarkEnd w:id="24"/>
+    </w:p>
+    <w:p>
+      <w:pPr>
+        <w:pStyle w:val="BodyText"/>
+      </w:pPr>
       <w:r>
         <w:rPr>
-          <w:i/>
+          <w:b/>
         </w:rPr>
-        <w:t xml:space="preserve"> </w:t>
-      </w:r>
-      <w:r>
-        <w:rPr>
-          <w:i/>
-        </w:rPr>
-        <w:t xml:space="preserve">“</w:t>
-      </w:r>
-      <w:r>
-        <w:rPr>
-          <w:i/>
-        </w:rPr>
-        <w:t xml:space="preserve">this could be you.</w:t>
-      </w:r>
-      <w:r>
-        <w:rPr>
-          <w:i/>
-        </w:rPr>
-        <w:t xml:space="preserve">”</w:t>
-      </w:r>
-      <w:r>
-        <w:rPr>
-          <w:i/>
-        </w:rPr>
-        <w:t xml:space="preserve"> </w:t>
-      </w:r>
-      <w:r>
-        <w:rPr>
-          <w:i/>
-        </w:rPr>
-        <w:t xml:space="preserve">We are asking other Californians to help Altadena get the same protection the Palisades already received — not to seek anything for their own communities.</w:t>
-      </w:r>
-    </w:p>
-    <w:p>
-      <w:pPr>
-        <w:pStyle w:val="BodyText"/>
+        <w:t xml:space="preserve">Subject line:</w:t>
+      </w:r>
+      <w:r>
+        <w:t xml:space="preserve"> Please support SB 1090 — protect Eaton Fire survivors (Assembly Housing &amp; CD hearing July 1)</w:t>
+      </w:r>
+    </w:p>
+    <w:p>
+      <w:pPr>
+        <w:pStyle w:val="FirstParagraph"/>
       </w:pPr>
       <w:r>
         <w:t xml:space="preserve">Dear Assemblymember [Last name],</w:t>
@@ -188,45 +222,47 @@
         <w:pStyle w:val="BodyText"/>
       </w:pPr>
       <w:r>
-        <w:t xml:space="preserve">My name is [First name], a constituent in [City]. I’m asking you to support SB 1090 (Sen. Pérez) — a narrow, one-time fix for the Eaton Fire disaster area.</w:t>
-      </w:r>
-    </w:p>
-    <w:p>
-      <w:pPr>
-        <w:pStyle w:val="BodyText"/>
-      </w:pPr>
-      <w:r>
-        <w:t xml:space="preserve">After the January 2025 firestorm, out-of-town speculators began using SB 1123 to subdivide burned Altadena lots into as many as ten by-right units, with no hearing, before survivors can rebuild. The Pacific Palisades received emergency relief from these density provisions after the same fire — but it was keyed to a fire-hazard map that left most of Altadena out. SB 1090 simply gives Altadena the same protection.</w:t>
-      </w:r>
-    </w:p>
-    <w:p>
-      <w:pPr>
-        <w:pStyle w:val="BodyText"/>
-      </w:pPr>
-      <w:r>
-        <w:t xml:space="preserve">This is a narrow exception, not a statewide change and not a precedent: it’s look-forward only, time-limited, and limited to the declared disaster area. It’s a matter of basic fairness — survivors rebuilding one home shouldn’t be outpaced by developers with a ministerial shortcut to ten units, on foothill streets that just failed in a deadly evacuation.</w:t>
-      </w:r>
-    </w:p>
-    <w:p>
-      <w:pPr>
-        <w:pStyle w:val="BodyText"/>
-      </w:pPr>
-      <w:r>
-        <w:t xml:space="preserve">Altadena’s circumstances are distinct enough to justify this narrow fix on its own terms. Please vote YES on SB 1090.</w:t>
-      </w:r>
-    </w:p>
-    <w:p>
-      <w:pPr>
-        <w:pStyle w:val="BodyText"/>
-      </w:pPr>
-      <w:r>
-        <w:t xml:space="preserve">[First name] [Last name]</w:t>
-      </w:r>
-      <w:r>
-        <w:t xml:space="preserve"> </w:t>
-      </w:r>
-      <w:r>
-        <w:t xml:space="preserve">[City]</w:t>
+        <w:t xml:space="preserve">My name is [First name], and I’m writing as a [constituent / concerned Californian] to urge your AYE vote on SB 1090 (Sen. Pérez) when it comes before the Assembly Housing &amp; Community Development Committee on July 1, 2026.</w:t>
+      </w:r>
+    </w:p>
+    <w:p>
+      <w:pPr>
+        <w:pStyle w:val="BodyText"/>
+      </w:pPr>
+      <w:r>
+        <w:t xml:space="preserve">SB 1090 is a narrow, time-limited pause on by-right SB 1123 lot-splitting in the Eaton Fire disaster area. It does not repeal housing law, block rebuilding, or stop ADUs or affordable housing. What it stops is this: out-of-town speculators using a ministerial, no-hearing pathway to carve burned single-family lots into up to ten units before survivors can even return.</w:t>
+      </w:r>
+    </w:p>
+    <w:p>
+      <w:pPr>
+        <w:pStyle w:val="BodyText"/>
+      </w:pPr>
+      <w:r>
+        <w:t xml:space="preserve">The Pacific Palisades already received this exact relief by executive order after the same January 2025 firestorms. SB 1090 simply gives Altadena the same protection. It is look-forward, time-limited, and bounded to the declared disaster area — no precedent, no statewide change.</w:t>
+      </w:r>
+    </w:p>
+    <w:p>
+      <w:pPr>
+        <w:pStyle w:val="BodyText"/>
+      </w:pPr>
+      <w:r>
+        <w:t xml:space="preserve">Every week without this protection is another week burned lots are subdivided by right and lost to speculation. A recorded subdivision cannot be undone. Please pass SB 1090 as currently written.</w:t>
+      </w:r>
+    </w:p>
+    <w:p>
+      <w:pPr>
+        <w:pStyle w:val="BodyText"/>
+      </w:pPr>
+      <w:r>
+        <w:t>[First name] [Last name]</w:t>
+      </w:r>
+    </w:p>
+    <w:p>
+      <w:pPr>
+        <w:pStyle w:val="BodyText"/>
+      </w:pPr>
+      <w:r>
+        <w:t>[City]</w:t>
       </w:r>
     </w:p>
     <w:p>
@@ -261,10 +297,7 @@
         <w:t xml:space="preserve">Most California Assembly members do not publish a direct email</w:t>
       </w:r>
       <w:r>
-        <w:t xml:space="preserve"> </w:t>
-      </w:r>
-      <w:r>
-        <w:t xml:space="preserve">— they take written input through a web contact form (one per district). Copy the template, open the member’s form (links in the action hub / contact packet), paste, add your name and city, and submit.</w:t>
+        <w:t xml:space="preserve"> — they take written input through a web contact form (one per district). Copy the template, open the member’s form (links in the action hub / contact packet), paste, add your name and city, and submit.</w:t>
       </w:r>
     </w:p>
     <w:p>
@@ -282,10 +315,7 @@
         <w:t xml:space="preserve">Committee staff do have direct emails</w:t>
       </w:r>
       <w:r>
-        <w:t xml:space="preserve"> </w:t>
-      </w:r>
-      <w:r>
-        <w:t xml:space="preserve">(e.g., Housing &amp; CD Chief Consultant Lisa.Engel@asm.ca.gov; Local Government Chief Consultant Angela.Mapp@asm.ca.gov) — a short note to staff puts your position in the committee’s bill file.</w:t>
+        <w:t xml:space="preserve"> (e.g., Housing &amp; CD Chief Consultant Lisa.Engel@asm.ca.gov; Local Government Chief Consultant Angela.Mapp@asm.ca.gov) — a short note to staff puts your position in the committee’s bill file.</w:t>
       </w:r>
     </w:p>
     <w:p>
@@ -297,10 +327,7 @@
         <w:pStyle w:val="Compact"/>
       </w:pPr>
       <w:r>
-        <w:t xml:space="preserve">Always include your</w:t>
-      </w:r>
-      <w:r>
-        <w:t xml:space="preserve"> </w:t>
+        <w:t xml:space="preserve">Always include your </w:t>
       </w:r>
       <w:r>
         <w:rPr>
@@ -309,10 +336,7 @@
         <w:t xml:space="preserve">city</w:t>
       </w:r>
       <w:r>
-        <w:t xml:space="preserve"> </w:t>
-      </w:r>
-      <w:r>
-        <w:t xml:space="preserve">so they know you’re a constituent of California (and, where applicable, of that member’s district).</w:t>
+        <w:t xml:space="preserve"> so they know you’re a constituent of California (and, where applicable, of that member’s district).</w:t>
       </w:r>
     </w:p>
     <w:p>
@@ -330,10 +354,7 @@
         <w:t xml:space="preserve">If your own representative sits on the Assembly Housing &amp; Community Development or Local Government committee, your message matters most</w:t>
       </w:r>
       <w:r>
-        <w:t xml:space="preserve"> </w:t>
-      </w:r>
-      <w:r>
-        <w:t xml:space="preserve">— those members have a direct vote on SB 1090. (Not sure? Check at findyourrep.legislature.ca.gov and compare against the committee roster.)</w:t>
+        <w:t xml:space="preserve"> — those members have a direct vote on SB 1090. (Not sure? Check at findyourrep.legislature.ca.gov and compare against the committee roster.)</w:t>
       </w:r>
     </w:p>
     <w:p>
@@ -345,10 +366,7 @@
         <w:pStyle w:val="Compact"/>
       </w:pPr>
       <w:r>
-        <w:t xml:space="preserve">Use</w:t>
-      </w:r>
-      <w:r>
-        <w:t xml:space="preserve"> </w:t>
+        <w:t xml:space="preserve">Use </w:t>
       </w:r>
       <w:r>
         <w:rPr>
@@ -357,13 +375,7 @@
         <w:t xml:space="preserve">Version A</w:t>
       </w:r>
       <w:r>
-        <w:t xml:space="preserve"> </w:t>
-      </w:r>
-      <w:r>
-        <w:t xml:space="preserve">if you’re in Altadena or were affected by the Eaton Fire; use</w:t>
-      </w:r>
-      <w:r>
-        <w:t xml:space="preserve"> </w:t>
+        <w:t xml:space="preserve"> if you’re in Altadena or were affected by the Eaton Fire; use </w:t>
       </w:r>
       <w:r>
         <w:rPr>
@@ -372,10 +384,16 @@
         <w:t xml:space="preserve">Version B</w:t>
       </w:r>
       <w:r>
-        <w:t xml:space="preserve"> </w:t>
-      </w:r>
-      <w:r>
-        <w:t xml:space="preserve">if you live anywhere else in California.</w:t>
+        <w:t xml:space="preserve"> if you live anywhere else in California; use </w:t>
+      </w:r>
+      <w:r>
+        <w:rPr>
+          <w:b/>
+        </w:rPr>
+        <w:t xml:space="preserve">Version C</w:t>
+      </w:r>
+      <w:r>
+        <w:t xml:space="preserve"> if you are writing directly to a member of the Assembly Housing &amp; Community Development Committee.</w:t>
       </w:r>
     </w:p>
     <w:sectPr/>
